--- a/Namandeep-CV.docx
+++ b/Namandeep-CV.docx
@@ -416,7 +416,7 @@
                 <w:sz w:val="20"/>
                 <w:szCs w:val="20"/>
               </w:rPr>
-              <w:t>AWS Services</w:t>
+              <w:t>AWS (</w:t>
             </w:r>
             <w:r>
               <w:rPr>
@@ -425,7 +425,7 @@
                 <w:sz w:val="20"/>
                 <w:szCs w:val="20"/>
               </w:rPr>
-              <w:t xml:space="preserve">, </w:t>
+              <w:t>EC2</w:t>
             </w:r>
             <w:r>
               <w:rPr>
@@ -434,46 +434,7 @@
                 <w:sz w:val="20"/>
                 <w:szCs w:val="20"/>
               </w:rPr>
-              <w:t>C++, Python, JavaScript, SQL, MySQL, HTML,</w:t>
-            </w:r>
-            <w:r>
-              <w:t xml:space="preserve"> </w:t>
-            </w:r>
-            <w:r>
-              <w:rPr>
-                <w:rFonts w:asciiTheme="majorHAnsi" w:hAnsiTheme="majorHAnsi"/>
-                <w:color w:val="000000" w:themeColor="text1"/>
-                <w:sz w:val="20"/>
-                <w:szCs w:val="20"/>
-              </w:rPr>
-              <w:t>React Native, Spring Boot</w:t>
-            </w:r>
-            <w:r>
-              <w:rPr>
-                <w:rFonts w:asciiTheme="majorHAnsi" w:hAnsiTheme="majorHAnsi"/>
-                <w:color w:val="000000" w:themeColor="text1"/>
-                <w:sz w:val="20"/>
-                <w:szCs w:val="20"/>
-              </w:rPr>
-              <w:t xml:space="preserve">, </w:t>
-            </w:r>
-            <w:r>
-              <w:rPr>
-                <w:rFonts w:asciiTheme="majorHAnsi" w:hAnsiTheme="majorHAnsi"/>
-                <w:color w:val="000000" w:themeColor="text1"/>
-                <w:sz w:val="20"/>
-                <w:szCs w:val="20"/>
-              </w:rPr>
-              <w:t>O</w:t>
-            </w:r>
-            <w:r>
-              <w:rPr>
-                <w:rFonts w:asciiTheme="majorHAnsi" w:hAnsiTheme="majorHAnsi"/>
-                <w:color w:val="000000" w:themeColor="text1"/>
-                <w:sz w:val="20"/>
-                <w:szCs w:val="20"/>
-              </w:rPr>
-              <w:t>racle, and Blender</w:t>
+              <w:t>, RDS, Lambda, S3, CodePipeline, ECS, VPC, IAM), Docker, CI/CD, C++, Python, JavaScript, SQL, MySQL, HTML, React Native, Spring Boot, Oracle</w:t>
             </w:r>
           </w:p>
         </w:tc>
@@ -910,7 +871,6 @@
           <w:szCs w:val="21"/>
         </w:rPr>
       </w:pPr>
-      <w:proofErr w:type="spellStart"/>
       <w:r>
         <w:rPr>
           <w:rFonts w:asciiTheme="majorHAnsi" w:hAnsiTheme="majorHAnsi"/>
@@ -920,19 +880,7 @@
           <w:sz w:val="21"/>
           <w:szCs w:val="21"/>
         </w:rPr>
-        <w:t>Headstart</w:t>
-      </w:r>
-      <w:proofErr w:type="spellEnd"/>
-      <w:r>
-        <w:rPr>
-          <w:rFonts w:asciiTheme="majorHAnsi" w:hAnsiTheme="majorHAnsi"/>
-          <w:b/>
-          <w:bCs/>
-          <w:color w:val="002060"/>
-          <w:sz w:val="21"/>
-          <w:szCs w:val="21"/>
-        </w:rPr>
-        <w:t xml:space="preserve"> Group</w:t>
+        <w:t>Headstart Group</w:t>
       </w:r>
       <w:r>
         <w:rPr>
@@ -1351,7 +1299,6 @@
           <w:sz w:val="21"/>
           <w:szCs w:val="21"/>
         </w:rPr>
-        <w:lastRenderedPageBreak/>
         <w:t>Apsley Bespoke Tailors</w:t>
       </w:r>
     </w:p>
@@ -1652,50 +1599,7 @@
           <w:sz w:val="21"/>
           <w:szCs w:val="21"/>
         </w:rPr>
-        <w:t>Gained knowledge on different kinds of brands that were being sold</w:t>
-      </w:r>
-    </w:p>
-    <w:p>
-      <w:pPr>
-        <w:pStyle w:val="ListParagraph"/>
-        <w:numPr>
-          <w:ilvl w:val="0"/>
-          <w:numId w:val="22"/>
-        </w:numPr>
-        <w:spacing w:after="160" w:line="288" w:lineRule="auto"/>
-        <w:rPr>
-          <w:rFonts w:asciiTheme="majorHAnsi" w:hAnsiTheme="majorHAnsi"/>
-          <w:color w:val="000000" w:themeColor="text1"/>
-          <w:sz w:val="21"/>
-          <w:szCs w:val="21"/>
-        </w:rPr>
-      </w:pPr>
-      <w:r>
-        <w:rPr>
-          <w:rFonts w:asciiTheme="majorHAnsi" w:hAnsiTheme="majorHAnsi"/>
-          <w:color w:val="000000" w:themeColor="text1"/>
-          <w:sz w:val="21"/>
-          <w:szCs w:val="21"/>
-        </w:rPr>
-        <w:t xml:space="preserve">Worked as a sales assistant for </w:t>
-      </w:r>
-      <w:r>
-        <w:rPr>
-          <w:rFonts w:asciiTheme="majorHAnsi" w:hAnsiTheme="majorHAnsi"/>
-          <w:color w:val="000000" w:themeColor="text1"/>
-          <w:sz w:val="21"/>
-          <w:szCs w:val="21"/>
-        </w:rPr>
-        <w:t>various different</w:t>
-      </w:r>
-      <w:r>
-        <w:rPr>
-          <w:rFonts w:asciiTheme="majorHAnsi" w:hAnsiTheme="majorHAnsi"/>
-          <w:color w:val="000000" w:themeColor="text1"/>
-          <w:sz w:val="21"/>
-          <w:szCs w:val="21"/>
-        </w:rPr>
-        <w:t xml:space="preserve"> brands</w:t>
+        <w:t>Gained broad brand knowledge while working as a sales assistant for diverse companies</w:t>
       </w:r>
     </w:p>
     <w:p>
@@ -31045,6 +30949,7 @@
     <w:rsid w:val="00463FA2"/>
     <w:rsid w:val="004C6711"/>
     <w:rsid w:val="004E38AE"/>
+    <w:rsid w:val="00536EC2"/>
     <w:rsid w:val="005517CE"/>
     <w:rsid w:val="00557D44"/>
     <w:rsid w:val="005670C7"/>
@@ -31058,6 +30963,7 @@
     <w:rsid w:val="00810B50"/>
     <w:rsid w:val="00851C2A"/>
     <w:rsid w:val="00860C39"/>
+    <w:rsid w:val="0087261D"/>
     <w:rsid w:val="00905B31"/>
     <w:rsid w:val="00907822"/>
     <w:rsid w:val="0091344C"/>
@@ -31744,6 +31650,15 @@
 </file>
 
 <file path=customXml/item1.xml><?xml version="1.0" encoding="utf-8"?>
+<?mso-contentType ?>
+<FormTemplates xmlns="http://schemas.microsoft.com/sharepoint/v3/contenttype/forms">
+  <Display>DocumentLibraryForm</Display>
+  <Edit>DocumentLibraryForm</Edit>
+  <New>DocumentLibraryForm</New>
+</FormTemplates>
+</file>
+
+<file path=customXml/item2.xml><?xml version="1.0" encoding="utf-8"?>
 <ct:contentTypeSchema xmlns:ct="http://schemas.microsoft.com/office/2006/metadata/contentType" xmlns:ma="http://schemas.microsoft.com/office/2006/metadata/properties/metaAttributes" ct:_="" ma:_="" ma:contentTypeName="Document" ma:contentTypeID="0x01010079F111ED35F8CC479449609E8A0923A6" ma:contentTypeVersion="12" ma:contentTypeDescription="Create a new document." ma:contentTypeScope="" ma:versionID="7e3f163ba23981de9af4e94a4fc3c170">
   <xsd:schema xmlns:xsd="http://www.w3.org/2001/XMLSchema" xmlns:xs="http://www.w3.org/2001/XMLSchema" xmlns:p="http://schemas.microsoft.com/office/2006/metadata/properties" xmlns:ns2="71af3243-3dd4-4a8d-8c0d-dd76da1f02a5" xmlns:ns3="16c05727-aa75-4e4a-9b5f-8a80a1165891" targetNamespace="http://schemas.microsoft.com/office/2006/metadata/properties" ma:root="true" ma:fieldsID="77303e74caa42b09a8f0afd286949429" ns2:_="" ns3:_="">
     <xsd:import namespace="71af3243-3dd4-4a8d-8c0d-dd76da1f02a5"/>
@@ -31964,16 +31879,11 @@
 </ct:contentTypeSchema>
 </file>
 
-<file path=customXml/item2.xml><?xml version="1.0" encoding="utf-8"?>
-<?mso-contentType ?>
-<FormTemplates xmlns="http://schemas.microsoft.com/sharepoint/v3/contenttype/forms">
-  <Display>DocumentLibraryForm</Display>
-  <Edit>DocumentLibraryForm</Edit>
-  <New>DocumentLibraryForm</New>
-</FormTemplates>
+<file path=customXml/item3.xml><?xml version="1.0" encoding="utf-8"?>
+<b:Sources xmlns:b="http://schemas.openxmlformats.org/officeDocument/2006/bibliography" xmlns="http://schemas.openxmlformats.org/officeDocument/2006/bibliography" SelectedStyle="\IEEE2006OfficeOnline.xsl" StyleName="IEEE" Version="2006"/>
 </file>
 
-<file path=customXml/item3.xml><?xml version="1.0" encoding="utf-8"?>
+<file path=customXml/item4.xml><?xml version="1.0" encoding="utf-8"?>
 <p:properties xmlns:p="http://schemas.microsoft.com/office/2006/metadata/properties" xmlns:xsi="http://www.w3.org/2001/XMLSchema-instance" xmlns:pc="http://schemas.microsoft.com/office/infopath/2007/PartnerControls">
   <documentManagement>
     <Status xmlns="71af3243-3dd4-4a8d-8c0d-dd76da1f02a5">Not started</Status>
@@ -31982,11 +31892,15 @@
 </p:properties>
 </file>
 
-<file path=customXml/item4.xml><?xml version="1.0" encoding="utf-8"?>
-<b:Sources xmlns:b="http://schemas.openxmlformats.org/officeDocument/2006/bibliography" xmlns="http://schemas.openxmlformats.org/officeDocument/2006/bibliography" SelectedStyle="\IEEE2006OfficeOnline.xsl" StyleName="IEEE" Version="2006"/>
+<file path=customXml/itemProps1.xml><?xml version="1.0" encoding="utf-8"?>
+<ds:datastoreItem xmlns:ds="http://schemas.openxmlformats.org/officeDocument/2006/customXml" ds:itemID="{210E9CCA-B965-45FD-937B-55A202EB7510}">
+  <ds:schemaRefs>
+    <ds:schemaRef ds:uri="http://schemas.microsoft.com/sharepoint/v3/contenttype/forms"/>
+  </ds:schemaRefs>
+</ds:datastoreItem>
 </file>
 
-<file path=customXml/itemProps1.xml><?xml version="1.0" encoding="utf-8"?>
+<file path=customXml/itemProps2.xml><?xml version="1.0" encoding="utf-8"?>
 <ds:datastoreItem xmlns:ds="http://schemas.openxmlformats.org/officeDocument/2006/customXml" ds:itemID="{08213137-FECA-4B2D-A0F1-4DB59211ED1A}">
   <ds:schemaRefs>
     <ds:schemaRef ds:uri="http://schemas.microsoft.com/office/2006/metadata/contentType"/>
@@ -32005,15 +31919,15 @@
 </ds:datastoreItem>
 </file>
 
-<file path=customXml/itemProps2.xml><?xml version="1.0" encoding="utf-8"?>
-<ds:datastoreItem xmlns:ds="http://schemas.openxmlformats.org/officeDocument/2006/customXml" ds:itemID="{210E9CCA-B965-45FD-937B-55A202EB7510}">
+<file path=customXml/itemProps3.xml><?xml version="1.0" encoding="utf-8"?>
+<ds:datastoreItem xmlns:ds="http://schemas.openxmlformats.org/officeDocument/2006/customXml" ds:itemID="{3A126926-CAFF-4DFE-B736-31A495F39BAA}">
   <ds:schemaRefs>
-    <ds:schemaRef ds:uri="http://schemas.microsoft.com/sharepoint/v3/contenttype/forms"/>
+    <ds:schemaRef ds:uri="http://schemas.openxmlformats.org/officeDocument/2006/bibliography"/>
   </ds:schemaRefs>
 </ds:datastoreItem>
 </file>
 
-<file path=customXml/itemProps3.xml><?xml version="1.0" encoding="utf-8"?>
+<file path=customXml/itemProps4.xml><?xml version="1.0" encoding="utf-8"?>
 <ds:datastoreItem xmlns:ds="http://schemas.openxmlformats.org/officeDocument/2006/customXml" ds:itemID="{4F662BB8-1253-4FAB-BF9A-1F186878EF90}">
   <ds:schemaRefs>
     <ds:schemaRef ds:uri="http://schemas.microsoft.com/office/2006/metadata/properties"/>
@@ -32021,12 +31935,4 @@
     <ds:schemaRef ds:uri="71af3243-3dd4-4a8d-8c0d-dd76da1f02a5"/>
   </ds:schemaRefs>
 </ds:datastoreItem>
-</file>
-
-<file path=customXml/itemProps4.xml><?xml version="1.0" encoding="utf-8"?>
-<ds:datastoreItem xmlns:ds="http://schemas.openxmlformats.org/officeDocument/2006/customXml" ds:itemID="{3A126926-CAFF-4DFE-B736-31A495F39BAA}">
-  <ds:schemaRefs>
-    <ds:schemaRef ds:uri="http://schemas.openxmlformats.org/officeDocument/2006/bibliography"/>
-  </ds:schemaRefs>
-</ds:datastoreItem>
 </file>